--- a/Research Document.docx
+++ b/Research Document.docx
@@ -114,24 +114,55 @@
         <w:t>Determine the gap between making a game smooth or making a game accurate. I want to find the balance.</w:t>
       </w:r>
     </w:p>
-    <w:p/>
     <w:p>
       <w:r>
-        <w:t xml:space="preserve">Simulate </w:t>
-      </w:r>
-      <w:proofErr w:type="spellStart"/>
-      <w:r>
-        <w:t>rigidbodys</w:t>
-      </w:r>
-      <w:proofErr w:type="spellEnd"/>
-      <w:r>
-        <w:t xml:space="preserve"> and physics on client side and syncing positions rotations and velocities on the server side</w:t>
+        <w:t xml:space="preserve">Create this using physics based cars. </w:t>
       </w:r>
     </w:p>
     <w:p>
       <w:r>
+        <w:t xml:space="preserve">Simulate </w:t>
+      </w:r>
+      <w:proofErr w:type="spellStart"/>
+      <w:r>
+        <w:t>rigidbodys</w:t>
+      </w:r>
+      <w:proofErr w:type="spellEnd"/>
+      <w:r>
+        <w:t xml:space="preserve"> and physics on client side and syncing positions rotations and velocities on the server side</w:t>
+      </w:r>
+    </w:p>
+    <w:p>
+      <w:r>
         <w:t>Simulate server side and sync on the client side</w:t>
       </w:r>
+    </w:p>
+    <w:p>
+      <w:r>
+        <w:t>D</w:t>
+      </w:r>
+      <w:r>
+        <w:t xml:space="preserve">ifferent tests over </w:t>
+      </w:r>
+      <w:r>
+        <w:t>lan,</w:t>
+      </w:r>
+      <w:r>
+        <w:t xml:space="preserve"> wan </w:t>
+      </w:r>
+    </w:p>
+    <w:p>
+      <w:r>
+        <w:t>T</w:t>
+      </w:r>
+      <w:r>
+        <w:t xml:space="preserve">est over ethernet and </w:t>
+      </w:r>
+      <w:proofErr w:type="spellStart"/>
+      <w:r>
+        <w:t>wifi</w:t>
+      </w:r>
+      <w:proofErr w:type="spellEnd"/>
     </w:p>
     <w:p/>
     <w:p>
@@ -173,29 +204,7 @@
     </w:p>
     <w:p/>
     <w:p/>
-    <w:p>
-      <w:r>
-        <w:t xml:space="preserve">different tests over </w:t>
-      </w:r>
-      <w:proofErr w:type="gramStart"/>
-      <w:r>
-        <w:t>lan ,</w:t>
-      </w:r>
-      <w:proofErr w:type="gramEnd"/>
-      <w:r>
-        <w:t xml:space="preserve"> wan </w:t>
-      </w:r>
-    </w:p>
-    <w:p>
-      <w:r>
-        <w:t xml:space="preserve">test over ethernet and </w:t>
-      </w:r>
-      <w:proofErr w:type="spellStart"/>
-      <w:r>
-        <w:t>wifi</w:t>
-      </w:r>
-      <w:proofErr w:type="spellEnd"/>
-    </w:p>
+    <w:p/>
     <w:sectPr>
       <w:pgSz w:w="11906" w:h="16838"/>
       <w:pgMar w:top="1440" w:right="1440" w:bottom="1440" w:left="1440" w:header="708" w:footer="708" w:gutter="0"/>

--- a/Research Document.docx
+++ b/Research Document.docx
@@ -116,7 +116,13 @@
     </w:p>
     <w:p>
       <w:r>
-        <w:t xml:space="preserve">Create this using physics based cars. </w:t>
+        <w:t xml:space="preserve">Create this using </w:t>
+      </w:r>
+      <w:r>
+        <w:t>physics-based</w:t>
+      </w:r>
+      <w:r>
+        <w:t xml:space="preserve"> cars. </w:t>
       </w:r>
     </w:p>
     <w:p>
@@ -158,11 +164,9 @@
       <w:r>
         <w:t xml:space="preserve">est over ethernet and </w:t>
       </w:r>
-      <w:proofErr w:type="spellStart"/>
-      <w:r>
-        <w:t>wifi</w:t>
-      </w:r>
-      <w:proofErr w:type="spellEnd"/>
+      <w:r>
+        <w:t>Wi-Fi</w:t>
+      </w:r>
     </w:p>
     <w:p/>
     <w:p>
@@ -204,7 +208,17 @@
     </w:p>
     <w:p/>
     <w:p/>
-    <w:p/>
+    <w:p>
+      <w:r>
+        <w:lastRenderedPageBreak/>
+        <w:t xml:space="preserve">when the host car is driving the network simulation will either lag behind go off into the distance or stay close and smooth. The idea is for it to be close and smooth but for the simulation that is how it should work. </w:t>
+      </w:r>
+    </w:p>
+    <w:p>
+      <w:r>
+        <w:t>There can be a client connected and in real time if I adjust the packet loss to more it will fall behind or be delayed but then in real time if I adjust it closer to 0 it will be more accurate than before.</w:t>
+      </w:r>
+    </w:p>
     <w:sectPr>
       <w:pgSz w:w="11906" w:h="16838"/>
       <w:pgMar w:top="1440" w:right="1440" w:bottom="1440" w:left="1440" w:header="708" w:footer="708" w:gutter="0"/>
